--- a/campaign/prep/locations/mayak-dush/playbook.docx
+++ b/campaign/prep/locations/mayak-dush/playbook.docx
@@ -3,82 +3,6 @@
 <w:document xmlns:wpc="http://schemas.microsoft.com/office/word/2010/wordprocessingCanvas" xmlns:mo="http://schemas.microsoft.com/office/mac/office/2008/main" xmlns:mc="http://schemas.openxmlformats.org/markup-compatibility/2006" xmlns:mv="urn:schemas-microsoft-com:mac:vml" xmlns:o="urn:schemas-microsoft-com:office:office" xmlns:r="http://schemas.openxmlformats.org/officeDocument/2006/relationships" xmlns:m="http://schemas.openxmlformats.org/officeDocument/2006/math" xmlns:v="urn:schemas-microsoft-com:vml" xmlns:wp14="http://schemas.microsoft.com/office/word/2010/wordprocessingDrawing" xmlns:wp="http://schemas.openxmlformats.org/drawingml/2006/wordprocessingDrawing" xmlns:w10="urn:schemas-microsoft-com:office:word" xmlns:w="http://schemas.openxmlformats.org/wordprocessingml/2006/main" xmlns:w14="http://schemas.microsoft.com/office/word/2010/wordml" xmlns:wpg="http://schemas.microsoft.com/office/word/2010/wordprocessingGroup" xmlns:wpi="http://schemas.microsoft.com/office/word/2010/wordprocessingInk" xmlns:wne="http://schemas.microsoft.com/office/word/2006/wordml" xmlns:wps="http://schemas.microsoft.com/office/word/2010/wordprocessingShape" mc:Ignorable="w14 wp14">
   <w:body>
     <w:p>
-      <w:r>
-        <w:t>title: "Маяк душ — playbook"</w:t>
-      </w:r>
-    </w:p>
-    <w:p>
-      <w:r>
-        <w:t>slug: mayak-dush</w:t>
-      </w:r>
-    </w:p>
-    <w:p>
-      <w:r>
-        <w:t>status: prep</w:t>
-      </w:r>
-    </w:p>
-    <w:p>
-      <w:r>
-        <w:t>scale: site</w:t>
-      </w:r>
-    </w:p>
-    <w:p>
-      <w:r>
-        <w:t>region: план демонов (фиолетовый поток Купели)</w:t>
-      </w:r>
-    </w:p>
-    <w:p>
-      <w:r>
-        <w:t>quest_primary: mq-01-klyk-v-zavese</w:t>
-      </w:r>
-    </w:p>
-    <w:p>
-      <w:r>
-        <w:t>rules: dnd-5e-2014</w:t>
-      </w:r>
-    </w:p>
-    <w:p>
-      <w:r>
-        <w:t>tags: [location, playbook, arc3, mq-01, plane-of-demons]</w:t>
-      </w:r>
-    </w:p>
-    <w:p>
-      <w:r>
-        <w:t>attitude_axes:</w:t>
-      </w:r>
-    </w:p>
-    <w:p>
-      <w:r>
-        <w:t xml:space="preserve">  - изгои маяка (Сарель)</w:t>
-      </w:r>
-    </w:p>
-    <w:p>
-      <w:r>
-        <w:t xml:space="preserve">  - мелочь легиона / охотники</w:t>
-      </w:r>
-    </w:p>
-    <w:p>
-      <w:r>
-        <w:t xml:space="preserve">  - дымы Алтарного тракта (далекий фон)</w:t>
-      </w:r>
-    </w:p>
-    <w:p>
-      <w:r>
-        <w:t>sites_count: 6</w:t>
-      </w:r>
-    </w:p>
-    <w:p>
-      <w:r>
-        <w:t>map_version: v4</w:t>
-      </w:r>
-    </w:p>
-    <w:p>
-      <w:r>
-        <w:t>map_lock: campaign/plot/canon-lock-2026-09-23-mayak-dush-map.md</w:t>
-      </w:r>
-    </w:p>
-    <w:p/>
-    <w:p>
       <w:pPr>
         <w:pStyle w:val="Heading1"/>
       </w:pPr>
@@ -86,18 +10,22 @@
         <w:t>Маяк душ — playbook</w:t>
       </w:r>
     </w:p>
-    <w:p/>
-    <w:p>
-      <w:r>
-        <w:t xml:space="preserve">&gt; Стол: сессия 2 двери A. Скрипт бита: [`../../arcs/arc-3/quests/mq-01-sessions-1-2-detail.md`](../../arcs/arc-3/quests/mq-01-sessions-1-2-detail.md) §2.5–2.7.  </w:t>
-      </w:r>
-    </w:p>
-    <w:p>
-      <w:r>
-        <w:t>&gt; Карта (LOCKED): [`map.md`](map.md). **Не** Алтарь / Филактерий / Око.</w:t>
-      </w:r>
-    </w:p>
-    <w:p/>
+    <w:p>
+      <w:r>
+        <w:rPr>
+          <w:i/>
+        </w:rPr>
+        <w:t>Стол: сессия 2 двери A. Скрипт бита: [`../../arcs/arc-3/quests/mq-01-sessions-1-2-detail.md`](../../arcs/arc-3/quests/mq-01-sessions-1-2-detail.md) §2.5–2.7.</w:t>
+      </w:r>
+    </w:p>
+    <w:p>
+      <w:r>
+        <w:rPr>
+          <w:i/>
+        </w:rPr>
+        <w:t>Карта (LOCKED): [`map.md`](map.md). **Не** Алтарь / Филактерий / Око.</w:t>
+      </w:r>
+    </w:p>
     <w:p>
       <w:pPr>
         <w:pStyle w:val="Heading2"/>
@@ -106,7 +34,6 @@
         <w:t>Паспорт</w:t>
       </w:r>
     </w:p>
-    <w:p/>
     <w:p>
       <w:r>
         <w:t>| Поле | Значение |</w:t>
@@ -152,7 +79,6 @@
         <w:t>| Заглушки | Алтарный тракт; обзор плана демонов |</w:t>
       </w:r>
     </w:p>
-    <w:p/>
     <w:p>
       <w:pPr>
         <w:pStyle w:val="Heading2"/>
@@ -161,18 +87,16 @@
         <w:t>Атмосфера</w:t>
       </w:r>
     </w:p>
-    <w:p/>
-    <w:p>
-      <w:r>
-        <w:t xml:space="preserve">Искажённое Лунное Царство: серебристый пепел, чёрное стекло, небо-синяк, парящие осколки.  </w:t>
-      </w:r>
-    </w:p>
-    <w:p>
-      <w:r>
-        <w:t>**Игла Душ** — чёрно-стеклянный шпиль: легион **вливал** сюда души пленных. Сверху — грязно-фиолетовое холодное пламя. Тихо. Слишком тихо.</w:t>
-      </w:r>
-    </w:p>
-    <w:p/>
+    <w:p>
+      <w:r>
+        <w:t>Искажённое Лунное Царство: серебристый пепел, чёрное стекло, небо-синяк, парящие осколки.</w:t>
+      </w:r>
+    </w:p>
+    <w:p>
+      <w:r>
+        <w:t>Игла Душ — чёрно-стеклянный шпиль: легион вливал сюда души пленных. Сверху — грязно-фиолетовое холодное пламя. Тихо. Слишком тихо.</w:t>
+      </w:r>
+    </w:p>
     <w:p>
       <w:pPr>
         <w:pStyle w:val="Heading2"/>
@@ -181,33 +105,46 @@
         <w:t>5 фактов «сейчас»</w:t>
       </w:r>
     </w:p>
-    <w:p/>
-    <w:p>
-      <w:r>
-        <w:t xml:space="preserve">1. Легион **бросил** Иглу; жгут дальше у дымов.  </w:t>
-      </w:r>
-    </w:p>
-    <w:p>
-      <w:r>
-        <w:t xml:space="preserve">2. Изгои прячутся в **Клетке Договора**; проводка = сделка/бой со Сборщиком.  </w:t>
-      </w:r>
-    </w:p>
-    <w:p>
-      <w:r>
-        <w:t xml:space="preserve">3. В Жертвенном ряду ещё тлеют вещи пленных.  </w:t>
-      </w:r>
-    </w:p>
-    <w:p>
-      <w:r>
-        <w:t xml:space="preserve">4. Мелочь иногда «подметает» огарки.  </w:t>
-      </w:r>
-    </w:p>
-    <w:p>
-      <w:r>
-        <w:t>5. Без Сарель каждый переход дальше — Survival 16.</w:t>
-      </w:r>
-    </w:p>
-    <w:p/>
+    <w:p>
+      <w:pPr>
+        <w:pStyle w:val="ListNumber"/>
+      </w:pPr>
+      <w:r>
+        <w:t>Легион **бросил** Иглу; жгут дальше у дымов.</w:t>
+      </w:r>
+    </w:p>
+    <w:p>
+      <w:pPr>
+        <w:pStyle w:val="ListNumber"/>
+      </w:pPr>
+      <w:r>
+        <w:t>Изгои прячутся в **Клетке Договора**; проводка = сделка/бой со Сборщиком.</w:t>
+      </w:r>
+    </w:p>
+    <w:p>
+      <w:pPr>
+        <w:pStyle w:val="ListNumber"/>
+      </w:pPr>
+      <w:r>
+        <w:t>В Жертвенном ряду ещё тлеют вещи пленных.</w:t>
+      </w:r>
+    </w:p>
+    <w:p>
+      <w:pPr>
+        <w:pStyle w:val="ListNumber"/>
+      </w:pPr>
+      <w:r>
+        <w:t>Мелочь иногда «подметает» огарки.</w:t>
+      </w:r>
+    </w:p>
+    <w:p>
+      <w:pPr>
+        <w:pStyle w:val="ListNumber"/>
+      </w:pPr>
+      <w:r>
+        <w:t>Без Сарель каждый переход дальше — Survival 16.</w:t>
+      </w:r>
+    </w:p>
     <w:p>
       <w:pPr>
         <w:pStyle w:val="Heading2"/>
@@ -216,7 +153,6 @@
         <w:t>Где кто (снимок «сейчас»)</w:t>
       </w:r>
     </w:p>
-    <w:p/>
     <w:p>
       <w:r>
         <w:t>| Кто | Точка | Делает |</w:t>
@@ -257,13 +193,11 @@
         <w:t>| **Сборщик** | патруль **3**/небо над **2–5** | не стоит на одной клетке |</w:t>
       </w:r>
     </w:p>
-    <w:p/>
-    <w:p>
-      <w:r>
-        <w:t>Бой со Сборщиком: поле = **2 + 3 + подножие 5**; дретчи — фланг из **3**.</w:t>
-      </w:r>
-    </w:p>
-    <w:p/>
+    <w:p>
+      <w:r>
+        <w:t>Бой со Сборщиком: поле = 2 + 3 + подножие 5; дретчи — фланг из 3.</w:t>
+      </w:r>
+    </w:p>
     <w:p>
       <w:pPr>
         <w:pStyle w:val="Heading2"/>
@@ -272,7 +206,6 @@
         <w:t>Фракции</w:t>
       </w:r>
     </w:p>
-    <w:p/>
     <w:p>
       <w:r>
         <w:t>| Сила | Интерес | Без партии |</w:t>
@@ -298,7 +231,6 @@
         <w:t>| Дымы | новое место силы | не сюда, пока жгут там |</w:t>
       </w:r>
     </w:p>
-    <w:p/>
     <w:p>
       <w:pPr>
         <w:pStyle w:val="Heading2"/>
@@ -307,7 +239,6 @@
         <w:t>Оглавление</w:t>
       </w:r>
     </w:p>
-    <w:p/>
     <w:p>
       <w:r>
         <w:t>| # | Место | Главное для партии |</w:t>
@@ -348,14 +279,16 @@
         <w:t>| 6 | Дымный тракт | край сида; не Алтарь сегодня |</w:t>
       </w:r>
     </w:p>
-    <w:p/>
     <w:p>
       <w:r>
         <w:t>Side: [`quests/`](quests/) · Registry: [`npc-registry.md`](npc-registry.md)</w:t>
       </w:r>
     </w:p>
-    <w:p/>
-    <w:p/>
+    <w:p>
+      <w:r>
+        <w:t>---</w:t>
+      </w:r>
+    </w:p>
     <w:p>
       <w:pPr>
         <w:pStyle w:val="Heading1"/>
@@ -364,7 +297,6 @@
         <w:t>1 · Рваный Берег</w:t>
       </w:r>
     </w:p>
-    <w:p/>
     <w:p>
       <w:pPr>
         <w:pStyle w:val="Heading3"/>
@@ -375,10 +307,9 @@
     </w:p>
     <w:p>
       <w:r>
-        <w:t>Куда **выпихивает** фиолетовый поток. Сколы чёрного стекла, пепел, кольцо выжига. Следы уводят к **2** и **5**.</w:t>
-      </w:r>
-    </w:p>
-    <w:p/>
+        <w:t>Куда выпихивает фиолетовый поток. Сколы чёрного стекла, пепел, кольцо выжига. Следы уводят к 2 и 5.</w:t>
+      </w:r>
+    </w:p>
     <w:p>
       <w:pPr>
         <w:pStyle w:val="Heading3"/>
@@ -392,7 +323,6 @@
         <w:t>Пепел хрустит. В воздухе — осколки скал. Вдалеке — фиолетовый шпиль. Тишину режет только ветер-пыль.</w:t>
       </w:r>
     </w:p>
-    <w:p/>
     <w:p>
       <w:pPr>
         <w:pStyle w:val="Heading3"/>
@@ -401,7 +331,6 @@
         <w:t>Что могут сделать герои</w:t>
       </w:r>
     </w:p>
-    <w:p/>
     <w:p>
       <w:r>
         <w:t>| Действие | Как | Итог |</w:t>
@@ -437,7 +366,6 @@
         <w:t>| Short rest | здесь | ок, но Кеш/Сарель не выйдут к вам сами |</w:t>
       </w:r>
     </w:p>
-    <w:p/>
     <w:p>
       <w:pPr>
         <w:pStyle w:val="Heading3"/>
@@ -448,10 +376,9 @@
     </w:p>
     <w:p>
       <w:r>
-        <w:t>Нет постоянно. Изгои **не** встречают на берегу — ждут у **2**.</w:t>
-      </w:r>
-    </w:p>
-    <w:p/>
+        <w:t>Нет постоянно. Изгои не встречают на берегу — ждут у 2.</w:t>
+      </w:r>
+    </w:p>
     <w:p>
       <w:pPr>
         <w:pStyle w:val="Heading3"/>
@@ -460,7 +387,6 @@
         <w:t>Случайные события (1к6)</w:t>
       </w:r>
     </w:p>
-    <w:p/>
     <w:p>
       <w:r>
         <w:t>| 1к6 | | |</w:t>
@@ -501,7 +427,6 @@
         <w:t>| 6 | Тишина «слишком» | Wis DC 12 или −2 Perception до long rest (лёгкий отзвук прохода) |</w:t>
       </w:r>
     </w:p>
-    <w:p/>
     <w:p>
       <w:pPr>
         <w:pStyle w:val="Heading3"/>
@@ -515,8 +440,11 @@
         <w:t>mq-01 (ориентация) · вход в сайт.</w:t>
       </w:r>
     </w:p>
-    <w:p/>
-    <w:p/>
+    <w:p>
+      <w:r>
+        <w:t>---</w:t>
+      </w:r>
+    </w:p>
     <w:p>
       <w:pPr>
         <w:pStyle w:val="Heading1"/>
@@ -525,7 +453,6 @@
         <w:t>2 · Клетка Договора</w:t>
       </w:r>
     </w:p>
-    <w:p/>
     <w:p>
       <w:pPr>
         <w:pStyle w:val="Heading3"/>
@@ -536,10 +463,9 @@
     </w:p>
     <w:p>
       <w:r>
-        <w:t>**Дом изгоев.** Остов огромной клетки (рёбра железа). Костёр без тепла. Здесь **Сарель, Кеш, Орра**, 1–2 безымянных. Имя — от клички Сарель.</w:t>
-      </w:r>
-    </w:p>
-    <w:p/>
+        <w:t>Дом изгоев. Остов огромной клетки (рёбра железа). Костёр без тепла. Здесь Сарель, Кеш, Орра, 1–2 безымянных. Имя — от клички Сарель.</w:t>
+      </w:r>
+    </w:p>
     <w:p>
       <w:pPr>
         <w:pStyle w:val="Heading3"/>
@@ -553,7 +479,6 @@
         <w:t>Дым без запаха еды. Глаза в тени клеток. Сарель у входа — не пускает внутрь, пока не договорятся.</w:t>
       </w:r>
     </w:p>
-    <w:p/>
     <w:p>
       <w:pPr>
         <w:pStyle w:val="Heading3"/>
@@ -562,7 +487,6 @@
         <w:t>Что могут сделать герои</w:t>
       </w:r>
     </w:p>
-    <w:p/>
     <w:p>
       <w:r>
         <w:t>| Действие | Как | Итог |</w:t>
@@ -608,7 +532,6 @@
         <w:t>| Отдать еду/воду с Материала | | +тон у Кеша/безымянных; Сарель не благодарит вслух |</w:t>
       </w:r>
     </w:p>
-    <w:p/>
     <w:p>
       <w:pPr>
         <w:pStyle w:val="Heading3"/>
@@ -617,7 +540,6 @@
         <w:t>НПС здесь (ядро)</w:t>
       </w:r>
     </w:p>
-    <w:p/>
     <w:p>
       <w:pPr>
         <w:pStyle w:val="Heading4"/>
@@ -627,66 +549,101 @@
       </w:r>
     </w:p>
     <w:p>
-      <w:r>
-        <w:t xml:space="preserve">1. **Имя:** Сарель Пепельный Договор  </w:t>
-      </w:r>
-    </w:p>
-    <w:p>
-      <w:r>
-        <w:t xml:space="preserve">2. **Мировоззрение:** CN (выживание)  </w:t>
-      </w:r>
-    </w:p>
-    <w:p>
-      <w:r>
-        <w:t xml:space="preserve">3. **Роль:** лидер изгоев; возможный проводник  </w:t>
-      </w:r>
-    </w:p>
-    <w:p>
-      <w:r>
-        <w:t xml:space="preserve">4. **Сейчас:** у входа клетки; считает шаги партии  </w:t>
-      </w:r>
-    </w:p>
-    <w:p>
-      <w:r>
-        <w:t xml:space="preserve">5. **Внешность:** тифлинг; пепельные рога; шрам через губу; плащ из клетчатой кожи  </w:t>
-      </w:r>
-    </w:p>
-    <w:p>
-      <w:r>
-        <w:t xml:space="preserve">6. **Связи:** Кеш (жалко), Орра (нужна), ненавидит легион  </w:t>
-      </w:r>
-    </w:p>
-    <w:p>
-      <w:r>
-        <w:t xml:space="preserve">7. **Цель:** увести своих от дымов; не стать снова топливом  </w:t>
-      </w:r>
-    </w:p>
-    <w:p>
-      <w:r>
-        <w:t xml:space="preserve">8. **К силам:** легион = смерть; Герои = инструмент  </w:t>
-      </w:r>
-    </w:p>
-    <w:p>
-      <w:r>
-        <w:t xml:space="preserve">9. **Голос:** коротко, язвительно, без «пожалуйста»  </w:t>
-      </w:r>
-    </w:p>
-    <w:p>
-      <w:r>
-        <w:t xml:space="preserve">10. **Секрет:** знает **один** безопасный обход к дымам — не отдаст без цены  </w:t>
-      </w:r>
-    </w:p>
-    <w:p>
-      <w:r>
-        <w:t xml:space="preserve">11. **Даст / попросит:** проводка ↔ уберите Сборщика (или силой)  </w:t>
-      </w:r>
-    </w:p>
-    <w:p>
-      <w:r>
-        <w:t xml:space="preserve">12. **Бой:** HP 45, AC 15, scimitar +5 (1к6+3); не рвётся в бой первой  </w:t>
-      </w:r>
-    </w:p>
-    <w:p/>
+      <w:pPr>
+        <w:pStyle w:val="ListNumber"/>
+      </w:pPr>
+      <w:r>
+        <w:t>**Имя:** Сарель Пепельный Договор</w:t>
+      </w:r>
+    </w:p>
+    <w:p>
+      <w:pPr>
+        <w:pStyle w:val="ListNumber"/>
+      </w:pPr>
+      <w:r>
+        <w:t>**Мировоззрение:** CN (выживание)</w:t>
+      </w:r>
+    </w:p>
+    <w:p>
+      <w:pPr>
+        <w:pStyle w:val="ListNumber"/>
+      </w:pPr>
+      <w:r>
+        <w:t>**Роль:** лидер изгоев; возможный проводник</w:t>
+      </w:r>
+    </w:p>
+    <w:p>
+      <w:pPr>
+        <w:pStyle w:val="ListNumber"/>
+      </w:pPr>
+      <w:r>
+        <w:t>**Сейчас:** у входа клетки; считает шаги партии</w:t>
+      </w:r>
+    </w:p>
+    <w:p>
+      <w:pPr>
+        <w:pStyle w:val="ListNumber"/>
+      </w:pPr>
+      <w:r>
+        <w:t>**Внешность:** тифлинг; пепельные рога; шрам через губу; плащ из клетчатой кожи</w:t>
+      </w:r>
+    </w:p>
+    <w:p>
+      <w:pPr>
+        <w:pStyle w:val="ListNumber"/>
+      </w:pPr>
+      <w:r>
+        <w:t>**Связи:** Кеш (жалко), Орра (нужна), ненавидит легион</w:t>
+      </w:r>
+    </w:p>
+    <w:p>
+      <w:pPr>
+        <w:pStyle w:val="ListNumber"/>
+      </w:pPr>
+      <w:r>
+        <w:t>**Цель:** увести своих от дымов; не стать снова топливом</w:t>
+      </w:r>
+    </w:p>
+    <w:p>
+      <w:pPr>
+        <w:pStyle w:val="ListNumber"/>
+      </w:pPr>
+      <w:r>
+        <w:t>**К силам:** легион = смерть; Герои = инструмент</w:t>
+      </w:r>
+    </w:p>
+    <w:p>
+      <w:pPr>
+        <w:pStyle w:val="ListNumber"/>
+      </w:pPr>
+      <w:r>
+        <w:t>**Голос:** коротко, язвительно, без «пожалуйста»</w:t>
+      </w:r>
+    </w:p>
+    <w:p>
+      <w:pPr>
+        <w:pStyle w:val="ListNumber"/>
+      </w:pPr>
+      <w:r>
+        <w:t>**Секрет:** знает **один** безопасный обход к дымам — не отдаст без цены</w:t>
+      </w:r>
+    </w:p>
+    <w:p>
+      <w:pPr>
+        <w:pStyle w:val="ListNumber"/>
+      </w:pPr>
+      <w:r>
+        <w:t>**Даст / попросит:** проводка ↔ уберите Сборщика (или силой)</w:t>
+      </w:r>
+    </w:p>
+    <w:p>
+      <w:pPr>
+        <w:pStyle w:val="ListNumber"/>
+      </w:pPr>
+      <w:r>
+        <w:t>**Бой:** HP 45, AC 15, scimitar +5 (1к6+3); не рвётся в бой первой</w:t>
+      </w:r>
+    </w:p>
     <w:p>
       <w:pPr>
         <w:pStyle w:val="Heading4"/>
@@ -696,66 +653,101 @@
       </w:r>
     </w:p>
     <w:p>
-      <w:r>
-        <w:t xml:space="preserve">1. **Имя:** Кеш  </w:t>
-      </w:r>
-    </w:p>
-    <w:p>
-      <w:r>
-        <w:t xml:space="preserve">2. **Мировоззрение:** NG (сломанный)  </w:t>
-      </w:r>
-    </w:p>
-    <w:p>
-      <w:r>
-        <w:t xml:space="preserve">3. **Роль:** младший изгой  </w:t>
-      </w:r>
-    </w:p>
-    <w:p>
-      <w:r>
-        <w:t xml:space="preserve">4. **Сейчас:** внутри клетки, смотрит на **3**  </w:t>
-      </w:r>
-    </w:p>
-    <w:p>
-      <w:r>
-        <w:t xml:space="preserve">5. **Внешность:** тонкий; один рог обломан; дрожит  </w:t>
-      </w:r>
-    </w:p>
-    <w:p>
-      <w:r>
-        <w:t xml:space="preserve">6. **Связи:** сестра (мертва? амулет); Сарель — «мама-командир»  </w:t>
-      </w:r>
-    </w:p>
-    <w:p>
-      <w:r>
-        <w:t xml:space="preserve">7. **Цель:** вернуть амулет / голос сестры  </w:t>
-      </w:r>
-    </w:p>
-    <w:p>
-      <w:r>
-        <w:t xml:space="preserve">8. **К силам:** Сборщик = ночной кошмар  </w:t>
-      </w:r>
-    </w:p>
-    <w:p>
-      <w:r>
-        <w:t xml:space="preserve">9. **Голос:** шёпот, сбивается  </w:t>
-      </w:r>
-    </w:p>
-    <w:p>
-      <w:r>
-        <w:t xml:space="preserve">10. **Секрет:** почти выбежал к **3** один вчера — Сарель не знает, насколько близко  </w:t>
-      </w:r>
-    </w:p>
-    <w:p>
-      <w:r>
-        <w:t xml:space="preserve">11. **Даст / попросит:** помощь в бою (Help/Dodge) ↔ амулет (q-01)  </w:t>
-      </w:r>
-    </w:p>
-    <w:p>
-      <w:r>
-        <w:t xml:space="preserve">12. **Бой:** как Bandit (dnd.su); в панике — Dash прочь  </w:t>
-      </w:r>
-    </w:p>
-    <w:p/>
+      <w:pPr>
+        <w:pStyle w:val="ListNumber"/>
+      </w:pPr>
+      <w:r>
+        <w:t>**Имя:** Кеш</w:t>
+      </w:r>
+    </w:p>
+    <w:p>
+      <w:pPr>
+        <w:pStyle w:val="ListNumber"/>
+      </w:pPr>
+      <w:r>
+        <w:t>**Мировоззрение:** NG (сломанный)</w:t>
+      </w:r>
+    </w:p>
+    <w:p>
+      <w:pPr>
+        <w:pStyle w:val="ListNumber"/>
+      </w:pPr>
+      <w:r>
+        <w:t>**Роль:** младший изгой</w:t>
+      </w:r>
+    </w:p>
+    <w:p>
+      <w:pPr>
+        <w:pStyle w:val="ListNumber"/>
+      </w:pPr>
+      <w:r>
+        <w:t>**Сейчас:** внутри клетки, смотрит на **3**</w:t>
+      </w:r>
+    </w:p>
+    <w:p>
+      <w:pPr>
+        <w:pStyle w:val="ListNumber"/>
+      </w:pPr>
+      <w:r>
+        <w:t>**Внешность:** тонкий; один рог обломан; дрожит</w:t>
+      </w:r>
+    </w:p>
+    <w:p>
+      <w:pPr>
+        <w:pStyle w:val="ListNumber"/>
+      </w:pPr>
+      <w:r>
+        <w:t>**Связи:** сестра (мертва? амулет); Сарель — «мама-командир»</w:t>
+      </w:r>
+    </w:p>
+    <w:p>
+      <w:pPr>
+        <w:pStyle w:val="ListNumber"/>
+      </w:pPr>
+      <w:r>
+        <w:t>**Цель:** вернуть амулет / голос сестры</w:t>
+      </w:r>
+    </w:p>
+    <w:p>
+      <w:pPr>
+        <w:pStyle w:val="ListNumber"/>
+      </w:pPr>
+      <w:r>
+        <w:t>**К силам:** Сборщик = ночной кошмар</w:t>
+      </w:r>
+    </w:p>
+    <w:p>
+      <w:pPr>
+        <w:pStyle w:val="ListNumber"/>
+      </w:pPr>
+      <w:r>
+        <w:t>**Голос:** шёпот, сбивается</w:t>
+      </w:r>
+    </w:p>
+    <w:p>
+      <w:pPr>
+        <w:pStyle w:val="ListNumber"/>
+      </w:pPr>
+      <w:r>
+        <w:t>**Секрет:** почти выбежал к **3** один вчера — Сарель не знает, насколько близко</w:t>
+      </w:r>
+    </w:p>
+    <w:p>
+      <w:pPr>
+        <w:pStyle w:val="ListNumber"/>
+      </w:pPr>
+      <w:r>
+        <w:t>**Даст / попросит:** помощь в бою (Help/Dodge) ↔ амулет (q-01)</w:t>
+      </w:r>
+    </w:p>
+    <w:p>
+      <w:pPr>
+        <w:pStyle w:val="ListNumber"/>
+      </w:pPr>
+      <w:r>
+        <w:t>**Бой:** как Bandit (dnd.su); в панике — Dash прочь</w:t>
+      </w:r>
+    </w:p>
     <w:p>
       <w:pPr>
         <w:pStyle w:val="Heading4"/>
@@ -765,72 +757,106 @@
       </w:r>
     </w:p>
     <w:p>
-      <w:r>
-        <w:t xml:space="preserve">1. **Имя:** Орра  </w:t>
-      </w:r>
-    </w:p>
-    <w:p>
-      <w:r>
-        <w:t xml:space="preserve">2. **Мировоззрение:** LN (страх ритуала)  </w:t>
-      </w:r>
-    </w:p>
-    <w:p>
-      <w:r>
-        <w:t xml:space="preserve">3. **Роль:** бывший культист; читает руны Иглы  </w:t>
-      </w:r>
-    </w:p>
-    <w:p>
-      <w:r>
-        <w:t xml:space="preserve">4. **Сейчас:** у костра или уже у **4**  </w:t>
-      </w:r>
-    </w:p>
-    <w:p>
-      <w:r>
-        <w:t xml:space="preserve">5. **Внешность:** выжженные круги на ладонях; глаза мутные  </w:t>
-      </w:r>
-    </w:p>
-    <w:p>
-      <w:r>
-        <w:t xml:space="preserve">6. **Связи:** Сарель терпит; Кеш раздражает слабостью  </w:t>
-      </w:r>
-    </w:p>
-    <w:p>
-      <w:r>
-        <w:t xml:space="preserve">7. **Цель:** «заглушить» Иглу, чтобы дымы не услышали лагерь  </w:t>
-      </w:r>
-    </w:p>
-    <w:p>
-      <w:r>
-        <w:t xml:space="preserve">8. **К силам:** легион = бывшие «свои»  </w:t>
-      </w:r>
-    </w:p>
-    <w:p>
-      <w:r>
-        <w:t xml:space="preserve">9. **Голос:** редко; обрывки формул  </w:t>
-      </w:r>
-    </w:p>
-    <w:p>
-      <w:r>
-        <w:t xml:space="preserve">10. **Секрет:** когда-то помогала **жечь** у Чаши — стыд  </w:t>
-      </w:r>
-    </w:p>
-    <w:p>
-      <w:r>
-        <w:t xml:space="preserve">11. **Даст / попросит:** тихую клетку / знание рун ↔ влага для Чаши (q-02)  </w:t>
-      </w:r>
-    </w:p>
-    <w:p>
-      <w:r>
-        <w:t xml:space="preserve">12. **Бой:** Bandit; скорее Help / Ready убежать  </w:t>
-      </w:r>
-    </w:p>
-    <w:p/>
-    <w:p>
-      <w:r>
-        <w:t>**Безымянные:** не боевые; при шуме — сжимаются; при долгом игноре один может уйти к **6**.</w:t>
-      </w:r>
-    </w:p>
-    <w:p/>
+      <w:pPr>
+        <w:pStyle w:val="ListNumber"/>
+      </w:pPr>
+      <w:r>
+        <w:t>**Имя:** Орра</w:t>
+      </w:r>
+    </w:p>
+    <w:p>
+      <w:pPr>
+        <w:pStyle w:val="ListNumber"/>
+      </w:pPr>
+      <w:r>
+        <w:t>**Мировоззрение:** LN (страх ритуала)</w:t>
+      </w:r>
+    </w:p>
+    <w:p>
+      <w:pPr>
+        <w:pStyle w:val="ListNumber"/>
+      </w:pPr>
+      <w:r>
+        <w:t>**Роль:** бывший культист; читает руны Иглы</w:t>
+      </w:r>
+    </w:p>
+    <w:p>
+      <w:pPr>
+        <w:pStyle w:val="ListNumber"/>
+      </w:pPr>
+      <w:r>
+        <w:t>**Сейчас:** у костра или уже у **4**</w:t>
+      </w:r>
+    </w:p>
+    <w:p>
+      <w:pPr>
+        <w:pStyle w:val="ListNumber"/>
+      </w:pPr>
+      <w:r>
+        <w:t>**Внешность:** выжженные круги на ладонях; глаза мутные</w:t>
+      </w:r>
+    </w:p>
+    <w:p>
+      <w:pPr>
+        <w:pStyle w:val="ListNumber"/>
+      </w:pPr>
+      <w:r>
+        <w:t>**Связи:** Сарель терпит; Кеш раздражает слабостью</w:t>
+      </w:r>
+    </w:p>
+    <w:p>
+      <w:pPr>
+        <w:pStyle w:val="ListNumber"/>
+      </w:pPr>
+      <w:r>
+        <w:t>**Цель:** «заглушить» Иглу, чтобы дымы не услышали лагерь</w:t>
+      </w:r>
+    </w:p>
+    <w:p>
+      <w:pPr>
+        <w:pStyle w:val="ListNumber"/>
+      </w:pPr>
+      <w:r>
+        <w:t>**К силам:** легион = бывшие «свои»</w:t>
+      </w:r>
+    </w:p>
+    <w:p>
+      <w:pPr>
+        <w:pStyle w:val="ListNumber"/>
+      </w:pPr>
+      <w:r>
+        <w:t>**Голос:** редко; обрывки формул</w:t>
+      </w:r>
+    </w:p>
+    <w:p>
+      <w:pPr>
+        <w:pStyle w:val="ListNumber"/>
+      </w:pPr>
+      <w:r>
+        <w:t>**Секрет:** когда-то помогала **жечь** у Чаши — стыд</w:t>
+      </w:r>
+    </w:p>
+    <w:p>
+      <w:pPr>
+        <w:pStyle w:val="ListNumber"/>
+      </w:pPr>
+      <w:r>
+        <w:t>**Даст / попросит:** тихую клетку / знание рун ↔ влага для Чаши (q-02)</w:t>
+      </w:r>
+    </w:p>
+    <w:p>
+      <w:pPr>
+        <w:pStyle w:val="ListNumber"/>
+      </w:pPr>
+      <w:r>
+        <w:t>**Бой:** Bandit; скорее Help / Ready убежать</w:t>
+      </w:r>
+    </w:p>
+    <w:p>
+      <w:r>
+        <w:t>Безымянные: не боевые; при шуме — сжимаются; при долгом игноре один может уйти к 6.</w:t>
+      </w:r>
+    </w:p>
     <w:p>
       <w:pPr>
         <w:pStyle w:val="Heading3"/>
@@ -839,7 +865,6 @@
         <w:t>Случайные события (1к6)</w:t>
       </w:r>
     </w:p>
-    <w:p/>
     <w:p>
       <w:r>
         <w:t>| 1к6 | | |</w:t>
@@ -880,7 +905,6 @@
         <w:t>| 6 | Пепел в клетке вспыхивает фиолетовым | Arcana 13: Игла «дышала» |</w:t>
       </w:r>
     </w:p>
-    <w:p/>
     <w:p>
       <w:pPr>
         <w:pStyle w:val="Heading3"/>
@@ -894,8 +918,11 @@
         <w:t>mq-01 (сделка) · q-mayak-01 · q-mayak-02 (старт).</w:t>
       </w:r>
     </w:p>
-    <w:p/>
-    <w:p/>
+    <w:p>
+      <w:r>
+        <w:t>---</w:t>
+      </w:r>
+    </w:p>
     <w:p>
       <w:pPr>
         <w:pStyle w:val="Heading1"/>
@@ -904,7 +931,6 @@
         <w:t>3 · Жертвенный ряд</w:t>
       </w:r>
     </w:p>
-    <w:p/>
     <w:p>
       <w:pPr>
         <w:pStyle w:val="Heading3"/>
@@ -915,10 +941,9 @@
     </w:p>
     <w:p>
       <w:r>
-        <w:t>Ряд клеток, цепи, выжженные круги. Здесь **жгли**. Сборщик **нюхает** по ночам. Фланг дретчей в бою. Side: амулет, Визг.</w:t>
-      </w:r>
-    </w:p>
-    <w:p/>
+        <w:t>Ряд клеток, цепи, выжженные круги. Здесь жгли. Сборщик нюхает по ночам. Фланг дретчей в бою. Side: амулет, Визг.</w:t>
+      </w:r>
+    </w:p>
     <w:p>
       <w:pPr>
         <w:pStyle w:val="Heading3"/>
@@ -932,7 +957,6 @@
         <w:t>Цепи звенят без ветра. В клетках — тряпьё, кости, деревянные кружки с именами. Пепел липкий.</w:t>
       </w:r>
     </w:p>
-    <w:p/>
     <w:p>
       <w:pPr>
         <w:pStyle w:val="Heading3"/>
@@ -941,7 +965,6 @@
         <w:t>Что могут сделать герои</w:t>
       </w:r>
     </w:p>
-    <w:p/>
     <w:p>
       <w:r>
         <w:t>| Действие | Как | Итог |</w:t>
@@ -982,7 +1005,6 @@
         <w:t>| Спрятать изгоев здесь | плохая идея | Сарель орёт; Сборщик чует лучше |</w:t>
       </w:r>
     </w:p>
-    <w:p/>
     <w:p>
       <w:pPr>
         <w:pStyle w:val="Heading3"/>
@@ -1021,7 +1043,6 @@
         <w:t>| Дретчи (2) | 2-й раунд боя — фланг из клеток |</w:t>
       </w:r>
     </w:p>
-    <w:p/>
     <w:p>
       <w:pPr>
         <w:pStyle w:val="Heading3"/>
@@ -1030,7 +1051,6 @@
         <w:t>Случайные события (1к6)</w:t>
       </w:r>
     </w:p>
-    <w:p/>
     <w:p>
       <w:r>
         <w:t>| 1к6 | | |</w:t>
@@ -1071,7 +1091,6 @@
         <w:t>| 6 | След когтей к **2** | Сборщик уже нюхал лагерь |</w:t>
       </w:r>
     </w:p>
-    <w:p/>
     <w:p>
       <w:pPr>
         <w:pStyle w:val="Heading3"/>
@@ -1085,8 +1104,11 @@
         <w:t>q-mayak-01 · q-mayak-03 · mq-01 (бой).</w:t>
       </w:r>
     </w:p>
-    <w:p/>
-    <w:p/>
+    <w:p>
+      <w:r>
+        <w:t>---</w:t>
+      </w:r>
+    </w:p>
     <w:p>
       <w:pPr>
         <w:pStyle w:val="Heading1"/>
@@ -1095,7 +1117,6 @@
         <w:t>4 · Чаша Жажды</w:t>
       </w:r>
     </w:p>
-    <w:p/>
     <w:p>
       <w:pPr>
         <w:pStyle w:val="Heading3"/>
@@ -1106,10 +1127,9 @@
     </w:p>
     <w:p>
       <w:r>
-        <w:t>Сухая каменная чаша у подножия Иглы. Когда-то принимала кровь/слёзы ритуала. **Орра** считает: без «влаги» руна выдаст лагерь дымам.</w:t>
-      </w:r>
-    </w:p>
-    <w:p/>
+        <w:t>Сухая каменная чаша у подножия Иглы. Когда-то принимала кровь/слёзы ритуала. Орра считает: без «влаги» руна выдаст лагерь дымам.</w:t>
+      </w:r>
+    </w:p>
     <w:p>
       <w:pPr>
         <w:pStyle w:val="Heading3"/>
@@ -1123,7 +1143,6 @@
         <w:t>Дно в трещинах. Руна «жажды» на ободе тускло пульсирует. Пепел внутри — как мука.</w:t>
       </w:r>
     </w:p>
-    <w:p/>
     <w:p>
       <w:pPr>
         <w:pStyle w:val="Heading3"/>
@@ -1132,7 +1151,6 @@
         <w:t>Что могут сделать герои</w:t>
       </w:r>
     </w:p>
-    <w:p/>
     <w:p>
       <w:r>
         <w:t>| Действие | Как | Итог |</w:t>
@@ -1168,7 +1186,6 @@
         <w:t>| Взять пепел из Чаши | | компонент; Орра против |</w:t>
       </w:r>
     </w:p>
-    <w:p/>
     <w:p>
       <w:pPr>
         <w:pStyle w:val="Heading3"/>
@@ -1179,10 +1196,9 @@
     </w:p>
     <w:p>
       <w:r>
-        <w:t>**Орра** — часто. Сарель почти не подходит («это её грязь»).</w:t>
-      </w:r>
-    </w:p>
-    <w:p/>
+        <w:t>Орра — часто. Сарель почти не подходит («это её грязь»).</w:t>
+      </w:r>
+    </w:p>
     <w:p>
       <w:pPr>
         <w:pStyle w:val="Heading3"/>
@@ -1191,7 +1207,6 @@
         <w:t>Случайные события (1к6)</w:t>
       </w:r>
     </w:p>
-    <w:p/>
     <w:p>
       <w:r>
         <w:t>| 1к6 | | |</w:t>
@@ -1232,7 +1247,6 @@
         <w:t>| 6 | Тишина | можно short rest у Чаши (Орра сторожит) |</w:t>
       </w:r>
     </w:p>
-    <w:p/>
     <w:p>
       <w:pPr>
         <w:pStyle w:val="Heading3"/>
@@ -1246,8 +1260,11 @@
         <w:t>q-mayak-02.</w:t>
       </w:r>
     </w:p>
-    <w:p/>
-    <w:p/>
+    <w:p>
+      <w:r>
+        <w:t>---</w:t>
+      </w:r>
+    </w:p>
     <w:p>
       <w:pPr>
         <w:pStyle w:val="Heading1"/>
@@ -1256,7 +1273,6 @@
         <w:t>5 · Игла Душ</w:t>
       </w:r>
     </w:p>
-    <w:p/>
     <w:p>
       <w:pPr>
         <w:pStyle w:val="Heading3"/>
@@ -1267,10 +1283,9 @@
     </w:p>
     <w:p>
       <w:r>
-        <w:t>Сам **Маяк душ** как объект. Чёрно-стеклянный шпиль; холодное фиолетовое пламя; цепи в воронку. Клифф сессии: обзор **Дымного тракта**. Карта-царапина Сарель.</w:t>
-      </w:r>
-    </w:p>
-    <w:p/>
+        <w:t>Сам Маяк душ как объект. Чёрно-стеклянный шпиль; холодное фиолетовое пламя; цепи в воронку. Клифф сессии: обзор Дымного тракта. Карта-царапина Сарель.</w:t>
+      </w:r>
+    </w:p>
     <w:p>
       <w:pPr>
         <w:pStyle w:val="Heading3"/>
@@ -1284,7 +1299,6 @@
         <w:t>Пламя без тепла. В ушах — далёкий хор имён. Сверху — дымы на В. У основания — обломки и руны Орры.</w:t>
       </w:r>
     </w:p>
-    <w:p/>
     <w:p>
       <w:pPr>
         <w:pStyle w:val="Heading3"/>
@@ -1293,7 +1307,6 @@
         <w:t>Что могут сделать герои</w:t>
       </w:r>
     </w:p>
-    <w:p/>
     <w:p>
       <w:r>
         <w:t>| Действие | Как | Итог |</w:t>
@@ -1334,7 +1347,6 @@
         <w:t>| Short rest у основания | после боя | ок; Игла мерцает слабее (атмосфера) |</w:t>
       </w:r>
     </w:p>
-    <w:p/>
     <w:p>
       <w:pPr>
         <w:pStyle w:val="Heading3"/>
@@ -1345,7 +1357,7 @@
     </w:p>
     <w:p>
       <w:r>
-        <w:t xml:space="preserve">Орра (руны). Сарель — **после** победы: ведёт на обломок, чертит «дым / кровь / не сюда».  </w:t>
+        <w:t>Орра (руны). Сарель — после победы: ведёт на обломок, чертит «дым / кровь / не сюда».</w:t>
       </w:r>
     </w:p>
     <w:p>
@@ -1353,7 +1365,6 @@
         <w:t>Сборщик может пикировать на шпиль в бою (крылья).</w:t>
       </w:r>
     </w:p>
-    <w:p/>
     <w:p>
       <w:pPr>
         <w:pStyle w:val="Heading3"/>
@@ -1362,7 +1373,6 @@
         <w:t>Случайные события (1к6)</w:t>
       </w:r>
     </w:p>
-    <w:p/>
     <w:p>
       <w:r>
         <w:t>| 1к6 | | |</w:t>
@@ -1403,7 +1413,6 @@
         <w:t>| 6 | Пепел рисует стрелку на **6** | без Сарель всё равно Survival 16 |</w:t>
       </w:r>
     </w:p>
-    <w:p/>
     <w:p>
       <w:pPr>
         <w:pStyle w:val="Heading3"/>
@@ -1417,8 +1426,11 @@
         <w:t>mq-01 клифф · q-mayak-02 (руны) · трофей.</w:t>
       </w:r>
     </w:p>
-    <w:p/>
-    <w:p/>
+    <w:p>
+      <w:r>
+        <w:t>---</w:t>
+      </w:r>
+    </w:p>
     <w:p>
       <w:pPr>
         <w:pStyle w:val="Heading1"/>
@@ -1427,7 +1439,6 @@
         <w:t>6 · Дымный тракт</w:t>
       </w:r>
     </w:p>
-    <w:p/>
     <w:p>
       <w:pPr>
         <w:pStyle w:val="Heading3"/>
@@ -1438,10 +1449,9 @@
     </w:p>
     <w:p>
       <w:r>
-        <w:t>Край **сида**. Тропа к дальним дымам = Алтарный тракт **не сегодня**. Не вести сюда с.2 без нужды. Визг удирает сюда с костями.</w:t>
-      </w:r>
-    </w:p>
-    <w:p/>
+        <w:t>Край сида. Тропа к дальним дымам = Алтарный тракт не сегодня. Не вести сюда с.2 без нужды. Визг удирает сюда с костями.</w:t>
+      </w:r>
+    </w:p>
     <w:p>
       <w:pPr>
         <w:pStyle w:val="Heading3"/>
@@ -1455,7 +1465,6 @@
         <w:t>Пустошь густеет. Дымы на горизонте. Воздух горячее / медь сильнее. Следы легиона — старые и глубокие.</w:t>
       </w:r>
     </w:p>
-    <w:p/>
     <w:p>
       <w:pPr>
         <w:pStyle w:val="Heading3"/>
@@ -1464,7 +1473,6 @@
         <w:t>Что могут сделать герои</w:t>
       </w:r>
     </w:p>
-    <w:p/>
     <w:p>
       <w:r>
         <w:t>| Действие | Как | Итог |</w:t>
@@ -1500,7 +1508,6 @@
         <w:t>| Вернуться | | нормальный выход с края сида |</w:t>
       </w:r>
     </w:p>
-    <w:p/>
     <w:p>
       <w:pPr>
         <w:pStyle w:val="Heading3"/>
@@ -1511,10 +1518,9 @@
     </w:p>
     <w:p>
       <w:r>
-        <w:t>Только **Визг** (transient) или безымянный-беглец (если медлили). Легион — **силуэты в дыму**, не бой.</w:t>
-      </w:r>
-    </w:p>
-    <w:p/>
+        <w:t>Только Визг (transient) или безымянный-беглец (если медлили). Легион — силуэты в дыму, не бой.</w:t>
+      </w:r>
+    </w:p>
     <w:p>
       <w:pPr>
         <w:pStyle w:val="Heading3"/>
@@ -1523,7 +1529,6 @@
         <w:t>Случайные события (1к6)</w:t>
       </w:r>
     </w:p>
-    <w:p/>
     <w:p>
       <w:r>
         <w:t>| 1к6 | | |</w:t>
@@ -1564,7 +1569,6 @@
         <w:t>| 6 | Ветер с Иглы | «вернитесь» — намёк клиффа |</w:t>
       </w:r>
     </w:p>
-    <w:p/>
     <w:p>
       <w:pPr>
         <w:pStyle w:val="Heading3"/>
@@ -1578,8 +1582,11 @@
         <w:t>mq-01 клифф · q-mayak-03 · dig в spine 3+.</w:t>
       </w:r>
     </w:p>
-    <w:p/>
-    <w:p/>
+    <w:p>
+      <w:r>
+        <w:t>---</w:t>
+      </w:r>
+    </w:p>
     <w:p>
       <w:pPr>
         <w:pStyle w:val="Heading2"/>
@@ -1588,7 +1595,6 @@
         <w:t>Бой — поле (сводка)</w:t>
       </w:r>
     </w:p>
-    <w:p/>
     <w:p>
       <w:r>
         <w:t>| Зона | Роль в бою |</w:t>
@@ -1619,13 +1625,11 @@
         <w:t>| **1 / 4 / 6** | обычно вне основного круга |</w:t>
       </w:r>
     </w:p>
-    <w:p/>
     <w:p>
       <w:r>
         <w:t>Статы: скрипт mq-01 §2.6 (Врок + 2× Dretch).</w:t>
       </w:r>
     </w:p>
-    <w:p/>
     <w:p>
       <w:pPr>
         <w:pStyle w:val="Heading2"/>
@@ -1634,28 +1638,38 @@
         <w:t>Если партия медлит</w:t>
       </w:r>
     </w:p>
-    <w:p/>
-    <w:p>
-      <w:r>
-        <w:t xml:space="preserve">1. Сборщик жрёт безымянного.  </w:t>
-      </w:r>
-    </w:p>
-    <w:p>
-      <w:r>
-        <w:t xml:space="preserve">2. Кеш лезет в **3** один.  </w:t>
-      </w:r>
-    </w:p>
-    <w:p>
-      <w:r>
-        <w:t xml:space="preserve">3. Дымы ближе (атмосфера).  </w:t>
-      </w:r>
-    </w:p>
-    <w:p>
-      <w:r>
-        <w:t>4. Руна Чаши вспыхивает (q-02 liveliness).</w:t>
-      </w:r>
-    </w:p>
-    <w:p/>
+    <w:p>
+      <w:pPr>
+        <w:pStyle w:val="ListNumber"/>
+      </w:pPr>
+      <w:r>
+        <w:t>Сборщик жрёт безымянного.</w:t>
+      </w:r>
+    </w:p>
+    <w:p>
+      <w:pPr>
+        <w:pStyle w:val="ListNumber"/>
+      </w:pPr>
+      <w:r>
+        <w:t>Кеш лезет в **3** один.</w:t>
+      </w:r>
+    </w:p>
+    <w:p>
+      <w:pPr>
+        <w:pStyle w:val="ListNumber"/>
+      </w:pPr>
+      <w:r>
+        <w:t>Дымы ближе (атмосфера).</w:t>
+      </w:r>
+    </w:p>
+    <w:p>
+      <w:pPr>
+        <w:pStyle w:val="ListNumber"/>
+      </w:pPr>
+      <w:r>
+        <w:t>Руна Чаши вспыхивает (q-02 liveliness).</w:t>
+      </w:r>
+    </w:p>
     <w:p>
       <w:pPr>
         <w:pStyle w:val="Heading2"/>
@@ -1664,20 +1678,9 @@
         <w:t>Docx</w:t>
       </w:r>
     </w:p>
-    <w:p/>
-    <w:p>
-      <w:r>
-        <w:t>```bash</w:t>
-      </w:r>
-    </w:p>
     <w:p>
       <w:r>
         <w:t>pandoc campaign/prep/locations/mayak-dush/playbook.md -o campaign/prep/locations/mayak-dush/playbook.docx</w:t>
-      </w:r>
-    </w:p>
-    <w:p>
-      <w:r>
-        <w:t>```</w:t>
       </w:r>
     </w:p>
     <w:sectPr>
@@ -2053,6 +2056,10 @@
     <w:name w:val="Normal"/>
     <w:qFormat/>
     <w:rsid w:val="00FC693F"/>
+    <w:rPr>
+      <w:rFonts w:ascii="Calibri" w:hAnsi="Calibri"/>
+      <w:sz w:val="22"/>
+    </w:rPr>
   </w:style>
   <w:style w:type="paragraph" w:styleId="Header">
     <w:name w:val="header"/>
